--- a/submission/4_Cover_Letter.docx
+++ b/submission/4_Cover_Letter.docx
@@ -11,7 +11,7 @@
           <w:b w:val="0"/>
           <w:i w:val="0"/>
         </w:rPr>
-        <w:t>[Date]</w:t>
+        <w:t>29 September 2026</w:t>
       </w:r>
     </w:p>
     <w:p>

--- a/submission/4_Cover_Letter.docx
+++ b/submission/4_Cover_Letter.docx
@@ -193,7 +193,7 @@
           <w:b w:val="0"/>
           <w:i w:val="0"/>
         </w:rPr>
-        <w:t>To our knowledge, this is the first systematic review dedicated to transformer-based glaucoma detection and the first to appraise this literature with PROBAST+AI. It follows PRISMA 2020 and PRISMA-S and was informed by TRIPOD-SRMA, PRISMA-DTA, and SWiM. It distinguishes early disease from suspect and surrogate states and cross-dataset testing from independent clinical validation, and it links reports that reused the same datasets so that they are not counted as independent replications. Every screening decision, extracted data field, and risk-of-bias judgement was verified by all four authors. All report-level data and judgements are provided in the Supplementary Materials, making the synthesis fully auditable.</w:t>
+        <w:t>To our knowledge, this is the first systematic review dedicated to transformer-based glaucoma detection and the first to appraise this literature with PROBAST+AI. It follows PRISMA 2020 and PRISMA-S and was informed by TRIPOD-SRMA, PRISMA-DTA, and SWiM. It distinguishes early disease from suspect and surrogate states and cross-dataset testing from independent clinical validation, and it links reports that reused the same datasets so that they are not counted as independent replications. Screening, data extraction, and risk-of-bias assessment were performed independently in duplicate, with every disagreement re-checked and adjudicated by the two remaining authors. All report-level data and judgements are provided in the Supplementary Materials, making the synthesis fully auditable.</w:t>
       </w:r>
     </w:p>
     <w:p>

--- a/submission/4_Cover_Letter.docx
+++ b/submission/4_Cover_Letter.docx
@@ -136,7 +136,7 @@
         <w:t xml:space="preserve">Early-disease gap: </w:t>
       </w:r>
       <w:r>
-        <w:t>only two reports provided interpretable discrimination of early glaucoma, and none reported preperimetric performance, which is the stage at which screening would add most value.</w:t>
+        <w:t>two reports provided an extractable early-glaucoma estimate, only one of which was credible for clinical inference, and none reported preperimetric performance, the stage at which screening would add most value.</w:t>
       </w:r>
     </w:p>
     <w:p>
@@ -148,10 +148,10 @@
         <w:rPr>
           <w:b/>
         </w:rPr>
-        <w:t xml:space="preserve">Risk of bias: </w:t>
+        <w:t xml:space="preserve">Risk of bias and applicability: </w:t>
       </w:r>
       <w:r>
-        <w:t>under PROBAST+AI, 92.7% of evaluations were at high risk of bias; only three reports combined low risk of bias with low applicability concern, and none evaluated a screening pathway prospectively.</w:t>
+        <w:t>under PROBAST+AI, 92.7% of evaluations were at high risk of bias. Three reports had low risk of bias and low applicability concern for diagnostic detection, but none was applicable to population screening or evaluated a screening pathway prospectively.</w:t>
       </w:r>
     </w:p>
     <w:p>
@@ -172,7 +172,7 @@
           <w:b w:val="0"/>
           <w:i w:val="0"/>
         </w:rPr>
-        <w:t>The review is written for health-care decision makers as well as clinicians and developers. It translates methodological findings into service consequences. At population prevalence, a model with benchmark-level accuracy would generate more false-positive than true-positive referrals, and a realistic loss of performance under domain shift would roughly double or triple false-positive referrals. The review then sets out minimum evidence requirements for health-technology assessment, procurement, and regulatory decisions (Table 5). It also highlights equity concerns arising from the heavy reliance on reused public repositories.</w:t>
+        <w:t>The review is written for health-care decision makers as well as clinicians and developers. It defines the screening use explicitly (target population, setting, test role, and referral pathway) and judges the evidence against it. It also translates methodological findings into service consequences: in a hypothetical calculation at population prevalence, a model with 90% sensitivity and 95% specificity would generate more false-positive than true-positive referrals. The review then sets out minimum evidence requirements for health-technology assessment, procurement, and regulatory decisions (Table 5). It also highlights equity concerns arising from the heavy reliance on reused public repositories.</w:t>
       </w:r>
     </w:p>
     <w:p>
@@ -193,7 +193,7 @@
           <w:b w:val="0"/>
           <w:i w:val="0"/>
         </w:rPr>
-        <w:t>To our knowledge, this is the first systematic review dedicated to transformer-based glaucoma detection and the first to appraise this literature with PROBAST+AI. It follows PRISMA 2020 and PRISMA-S and was informed by TRIPOD-SRMA, PRISMA-DTA, and SWiM. It distinguishes early disease from suspect and surrogate states and cross-dataset testing from independent clinical validation, and it links reports that reused the same datasets so that they are not counted as independent replications. Screening, data extraction, and risk-of-bias assessment were performed independently in duplicate, with every disagreement re-checked and adjudicated by the two remaining authors. All report-level data and judgements are provided in the Supplementary Materials, making the synthesis fully auditable.</w:t>
+        <w:t>Recent reviews of glaucoma AI have mapped deep-learning methods and highlighted limited external validation. Our contribution is narrower: a systematic review restricted to transformer-based models that codes validation independence at the report level, links reports that reused the same datasets, separates operationally defined early disease from suspect and surrogate targets, and appraises development and evaluation with PROBAST+AI. It follows PRISMA 2020 and PRISMA-S and was informed by TRIPOD-SRMA, PRISMA-DTA, and SWiM. The glaucoma-specific basis for including each report is documented, and a sensitivity analysis shows that the headline findings do not depend on the reports with incompletely reported glaucoma-specific results. Screening, data extraction, and risk-of-bias assessment were performed independently in duplicate, with every disagreement re-checked and adjudicated by the two remaining authors. All report-level data and judgements are provided in the Supplementary Materials, making the synthesis fully auditable.</w:t>
       </w:r>
     </w:p>
     <w:p>

--- a/submission/4_Cover_Letter.docx
+++ b/submission/4_Cover_Letter.docx
@@ -193,7 +193,7 @@
           <w:b w:val="0"/>
           <w:i w:val="0"/>
         </w:rPr>
-        <w:t>Recent reviews of glaucoma AI have mapped deep-learning methods and highlighted limited external validation. Our contribution is narrower: a systematic review restricted to transformer-based models that codes validation independence at the report level, links reports that reused the same datasets, separates operationally defined early disease from suspect and surrogate targets, and appraises development and evaluation with PROBAST+AI. It follows PRISMA 2020 and PRISMA-S and was informed by TRIPOD-SRMA, PRISMA-DTA, and SWiM. The glaucoma-specific basis for including each report is documented, and a sensitivity analysis shows that the headline findings do not depend on the reports with incompletely reported glaucoma-specific results. Screening, data extraction, and risk-of-bias assessment were performed independently in duplicate, with every disagreement re-checked and adjudicated by the two remaining authors. All report-level data and judgements are provided in the Supplementary Materials, making the synthesis fully auditable.</w:t>
+        <w:t>Recent reviews of glaucoma AI have mapped deep-learning methods and highlighted limited external validation. Our contribution is narrower: a systematic review restricted to transformer-based models that codes validation independence at the report level, links reports that reused the same datasets, separates operationally defined early disease from suspect and surrogate targets, and appraises development and evaluation with PROBAST+AI. It follows PRISMA 2020 and PRISMA-S and was informed by TRIPOD-SRMA, PRISMA-DTA, and SWiM. Every report excluded at full text is cited with its reason, the glaucoma-specific basis for including each report is documented, and a sensitivity analysis shows that the headline findings do not depend on the reports with incompletely reported glaucoma-specific results. Screening, data extraction, and risk-of-bias assessment were performed independently in duplicate, with every disagreement re-checked and adjudicated by the two remaining authors. All report-level data and judgements are provided in the Supplementary Materials, making the synthesis fully auditable.</w:t>
       </w:r>
     </w:p>
     <w:p>

--- a/submission/4_Cover_Letter.docx
+++ b/submission/4_Cover_Letter.docx
@@ -193,7 +193,7 @@
           <w:b w:val="0"/>
           <w:i w:val="0"/>
         </w:rPr>
-        <w:t>Recent reviews of glaucoma AI have mapped deep-learning methods and highlighted limited external validation. Our contribution is narrower: a systematic review restricted to transformer-based models that codes validation independence at the report level, links reports that reused the same datasets, separates operationally defined early disease from suspect and surrogate targets, and appraises development and evaluation with PROBAST+AI. It follows PRISMA 2020 and PRISMA-S and was informed by TRIPOD-SRMA, PRISMA-DTA, and SWiM. Every report excluded at full text is cited with its reason, the glaucoma-specific basis for including each report is documented, and a sensitivity analysis shows that the headline findings do not depend on the reports with incompletely reported glaucoma-specific results. Screening, data extraction, and risk-of-bias assessment were performed independently in duplicate, with every disagreement re-checked and adjudicated by the two remaining authors. All report-level data and judgements are provided in the Supplementary Materials, making the synthesis fully auditable.</w:t>
+        <w:t>Recent reviews of glaucoma AI have mapped deep-learning methods and highlighted limited external validation. Our contribution is narrower: a systematic review restricted to transformer-based models that codes validation independence at the report level, links reports that reused the same datasets, separates operationally defined early disease from suspect and surrogate targets, and appraises development and evaluation with PROBAST+AI. It follows PRISMA 2020 and PRISMA-S and was informed by TRIPOD-SRMA, PRISMA-DTA, and SWiM. Every report excluded at full text is cited with its reason, the glaucoma-specific basis for including each report is documented, and a sensitivity analysis shows that the headline findings do not depend on the reports whose glaucoma-specific estimates were not recorded in the extraction dataset. Screening, data extraction, and risk-of-bias assessment were performed independently in duplicate, with every disagreement re-checked and adjudicated by the two remaining authors. All report-level data and judgements are provided in the Supplementary Materials, making the synthesis fully auditable.</w:t>
       </w:r>
     </w:p>
     <w:p>

--- a/submission/4_Cover_Letter.docx
+++ b/submission/4_Cover_Letter.docx
@@ -193,7 +193,7 @@
           <w:b w:val="0"/>
           <w:i w:val="0"/>
         </w:rPr>
-        <w:t>Recent reviews of glaucoma AI have mapped deep-learning methods and highlighted limited external validation. Our contribution is narrower: a systematic review restricted to transformer-based models that codes validation independence at the report level, links reports that reused the same datasets, separates operationally defined early disease from suspect and surrogate targets, and appraises development and evaluation with PROBAST+AI. It follows PRISMA 2020 and PRISMA-S and was informed by TRIPOD-SRMA, PRISMA-DTA, and SWiM. Every report excluded at full text is cited with its reason, the glaucoma-specific basis for including each report is documented, and a sensitivity analysis shows that the headline findings do not depend on the reports whose glaucoma-specific estimates were not recorded in the extraction dataset. Screening, data extraction, and risk-of-bias assessment were performed independently in duplicate, with every disagreement re-checked and adjudicated by the two remaining authors. All report-level data and judgements are provided in the Supplementary Materials, making the synthesis fully auditable.</w:t>
+        <w:t>Recent reviews of glaucoma AI have mapped deep-learning methods and highlighted limited external validation. Our contribution is narrower: a systematic review restricted to transformer-based models that codes validation independence at the report level, links reports that reused the same datasets, separates operationally defined early disease from suspect and surrogate targets, and appraises development and evaluation with PROBAST+AI. It follows PRISMA 2020 and PRISMA-S and was informed by TRIPOD-SRMA, PRISMA-DTA, and SWiM. Every report excluded at full text is cited with its reason, the glaucoma-specific basis for including each report is documented, and a sensitivity analysis shows that the headline findings do not depend on the one report whose glaucoma-specific estimate has no identifiable metric type. Screening, data extraction, and risk-of-bias assessment were performed independently in duplicate, with every disagreement re-checked and adjudicated by the two remaining authors. All report-level data and judgements are provided in the Supplementary Materials, making the synthesis fully auditable.</w:t>
       </w:r>
     </w:p>
     <w:p>
